--- a/content/artworks/my-horizon/Description.docx
+++ b/content/artworks/my-horizon/Description.docx
@@ -3,87 +3,223 @@
 <w:document xmlns:mc="http://schemas.openxmlformats.org/markup-compatibility/2006" xmlns:o="urn:schemas-microsoft-com:office:office" xmlns:r="http://schemas.openxmlformats.org/officeDocument/2006/relationships" xmlns:m="http://schemas.openxmlformats.org/officeDocument/2006/math" xmlns:v="urn:schemas-microsoft-com:vml" xmlns:wp="http://schemas.openxmlformats.org/drawingml/2006/wordprocessingDrawing" xmlns:w10="urn:schemas-microsoft-com:office:word" xmlns:w="http://schemas.openxmlformats.org/wordprocessingml/2006/main" xmlns:wne="http://schemas.microsoft.com/office/word/2006/wordml" xmlns:sl="http://schemas.openxmlformats.org/schemaLibrary/2006/main" xmlns:a="http://schemas.openxmlformats.org/drawingml/2006/main" xmlns:pic="http://schemas.openxmlformats.org/drawingml/2006/picture" xmlns:c="http://schemas.openxmlformats.org/drawingml/2006/chart" xmlns:lc="http://schemas.openxmlformats.org/drawingml/2006/lockedCanvas" xmlns:dgm="http://schemas.openxmlformats.org/drawingml/2006/diagram" xmlns:wps="http://schemas.microsoft.com/office/word/2010/wordprocessingShape" xmlns:wpg="http://schemas.microsoft.com/office/word/2010/wordprocessingGroup" xmlns:w14="http://schemas.microsoft.com/office/word/2010/wordml" xmlns:w15="http://schemas.microsoft.com/office/word/2012/wordml" xmlns:w16="http://schemas.microsoft.com/office/word/2018/wordml" xmlns:w16cex="http://schemas.microsoft.com/office/word/2018/wordml/cex" xmlns:w16cid="http://schemas.microsoft.com/office/word/2016/wordml/cid" xmlns="http://schemas.microsoft.com/office/tasks/2019/documenttasks" xmlns:cr="http://schemas.microsoft.com/office/comments/2020/reactions">
   <w:body>
     <w:p>
-      <w:r>
+      <w:pPr>
+        <w:spacing w:before="0" w:after="320"/>
+      </w:pPr>
+      <w:r>
+        <w:rPr>
+          <w:b/>
+          <w:color w:val="1D1B18"/>
+          <w:sz w:val="52"/>
+        </w:rPr>
         <w:t xml:space="preserve">My Horizon</w:t>
       </w:r>
     </w:p>
     <w:p>
-      <w:r>
+      <w:pPr>
+        <w:spacing w:before="400" w:after="80"/>
+      </w:pPr>
+      <w:r>
+        <w:rPr>
+          <w:b/>
+          <w:color w:val="8A5A44"/>
+          <w:sz w:val="30"/>
+        </w:rPr>
         <w:t xml:space="preserve">Dimensions</w:t>
       </w:r>
     </w:p>
     <w:p>
-      <w:r>
+      <w:pPr>
+        <w:spacing w:before="0" w:after="120"/>
+      </w:pPr>
+      <w:r>
+        <w:rPr>
+          <w:b/>
+          <w:color w:val="B3261E"/>
+          <w:sz w:val="24"/>
+        </w:rPr>
         <w:t xml:space="preserve">[todo]</w:t>
       </w:r>
     </w:p>
     <w:p>
-      <w:r>
+      <w:pPr>
+        <w:spacing w:before="400" w:after="80"/>
+      </w:pPr>
+      <w:r>
+        <w:rPr>
+          <w:b/>
+          <w:color w:val="8A5A44"/>
+          <w:sz w:val="30"/>
+        </w:rPr>
         <w:t xml:space="preserve">Material</w:t>
       </w:r>
     </w:p>
     <w:p>
-      <w:r>
+      <w:pPr>
+        <w:spacing w:before="0" w:after="120"/>
+      </w:pPr>
+      <w:r>
+        <w:rPr>
+          <w:b/>
+          <w:color w:val="B3261E"/>
+          <w:sz w:val="24"/>
+        </w:rPr>
         <w:t xml:space="preserve">[todo]</w:t>
       </w:r>
     </w:p>
     <w:p>
-      <w:r>
+      <w:pPr>
+        <w:spacing w:before="400" w:after="80"/>
+      </w:pPr>
+      <w:r>
+        <w:rPr>
+          <w:b/>
+          <w:color w:val="8A5A44"/>
+          <w:sz w:val="30"/>
+        </w:rPr>
         <w:t xml:space="preserve">Discipline</w:t>
       </w:r>
     </w:p>
     <w:p>
-      <w:r>
+      <w:pPr>
+        <w:spacing w:before="0" w:after="160" w:line="276" w:lineRule="auto"/>
+      </w:pPr>
+      <w:r>
+        <w:rPr>
+          <w:b w:val="0"/>
+          <w:color w:val="1D1B18"/>
+          <w:sz w:val="24"/>
+        </w:rPr>
         <w:t xml:space="preserve">Glass</w:t>
       </w:r>
     </w:p>
     <w:p>
-      <w:r>
+      <w:pPr>
+        <w:spacing w:before="400" w:after="80"/>
+      </w:pPr>
+      <w:r>
+        <w:rPr>
+          <w:b/>
+          <w:color w:val="8A5A44"/>
+          <w:sz w:val="30"/>
+        </w:rPr>
         <w:t xml:space="preserve">Status</w:t>
       </w:r>
     </w:p>
     <w:p>
-      <w:r>
+      <w:pPr>
+        <w:spacing w:before="0" w:after="160" w:line="276" w:lineRule="auto"/>
+      </w:pPr>
+      <w:r>
+        <w:rPr>
+          <w:b w:val="0"/>
+          <w:color w:val="1D1B18"/>
+          <w:sz w:val="24"/>
+        </w:rPr>
         <w:t xml:space="preserve">Sold</w:t>
       </w:r>
     </w:p>
     <w:p>
-      <w:r>
+      <w:pPr>
+        <w:spacing w:before="400" w:after="80"/>
+      </w:pPr>
+      <w:r>
+        <w:rPr>
+          <w:b/>
+          <w:color w:val="8A5A44"/>
+          <w:sz w:val="30"/>
+        </w:rPr>
         <w:t xml:space="preserve">Short Description</w:t>
       </w:r>
     </w:p>
     <w:p>
-      <w:r>
+      <w:pPr>
+        <w:spacing w:before="0" w:after="160" w:line="276" w:lineRule="auto"/>
+      </w:pPr>
+      <w:r>
+        <w:rPr>
+          <w:b w:val="0"/>
+          <w:color w:val="1D1B18"/>
+          <w:sz w:val="24"/>
+        </w:rPr>
         <w:t xml:space="preserve">The ethereal beauty of the heavens captured forever in glass.</w:t>
       </w:r>
     </w:p>
     <w:p>
-      <w:r>
+      <w:pPr>
+        <w:spacing w:before="400" w:after="80"/>
+      </w:pPr>
+      <w:r>
+        <w:rPr>
+          <w:b/>
+          <w:color w:val="8A5A44"/>
+          <w:sz w:val="30"/>
+        </w:rPr>
         <w:t xml:space="preserve">One liner</w:t>
       </w:r>
     </w:p>
     <w:p>
-      <w:r>
+      <w:pPr>
+        <w:spacing w:before="0" w:after="120"/>
+      </w:pPr>
+      <w:r>
+        <w:rPr>
+          <w:b/>
+          <w:color w:val="B3261E"/>
+          <w:sz w:val="24"/>
+        </w:rPr>
         <w:t xml:space="preserve">[todo]</w:t>
       </w:r>
     </w:p>
     <w:p>
-      <w:r>
+      <w:pPr>
+        <w:spacing w:before="400" w:after="80"/>
+      </w:pPr>
+      <w:r>
+        <w:rPr>
+          <w:b/>
+          <w:color w:val="8A5A44"/>
+          <w:sz w:val="30"/>
+        </w:rPr>
         <w:t xml:space="preserve">Long Description</w:t>
       </w:r>
     </w:p>
     <w:p>
-      <w:r>
+      <w:pPr>
+        <w:spacing w:before="0" w:after="120"/>
+      </w:pPr>
+      <w:r>
+        <w:rPr>
+          <w:b/>
+          <w:color w:val="B3261E"/>
+          <w:sz w:val="24"/>
+        </w:rPr>
         <w:t xml:space="preserve">[todo]</w:t>
       </w:r>
     </w:p>
     <w:p>
-      <w:r>
+      <w:pPr>
+        <w:spacing w:before="400" w:after="80"/>
+      </w:pPr>
+      <w:r>
+        <w:rPr>
+          <w:b/>
+          <w:color w:val="8A5A44"/>
+          <w:sz w:val="30"/>
+        </w:rPr>
         <w:t xml:space="preserve">Year</w:t>
       </w:r>
     </w:p>
     <w:p>
-      <w:r>
+      <w:pPr>
+        <w:spacing w:before="0" w:after="120"/>
+      </w:pPr>
+      <w:r>
+        <w:rPr>
+          <w:b/>
+          <w:color w:val="B3261E"/>
+          <w:sz w:val="24"/>
+        </w:rPr>
         <w:t xml:space="preserve">[todo]</w:t>
       </w:r>
     </w:p>
